--- a/2. Second_Semester/4. Advanced Database Management System/5Class Test-03.docx
+++ b/2. Second_Semester/4. Advanced Database Management System/5Class Test-03.docx
@@ -3930,8 +3930,6 @@
           </wp:inline>
         </w:drawing>
       </w:r>
-      <w:bookmarkStart w:id="0" w:name="_GoBack"/>
-      <w:bookmarkEnd w:id="0"/>
     </w:p>
     <w:p>
       <w:pPr>
@@ -7866,6 +7864,819 @@
           <w:szCs w:val="24"/>
         </w:rPr>
         <w:t xml:space="preserve"> – Converts the high-level query into a relational algebra query and represents it as an operator tree.</w:t>
+      </w:r>
+    </w:p>
+    <w:p>
+      <w:pPr>
+        <w:pStyle w:val="Heading2"/>
+        <w:rPr>
+          <w:b/>
+          <w:color w:val="FF0000"/>
+          <w:sz w:val="24"/>
+          <w:szCs w:val="24"/>
+        </w:rPr>
+      </w:pPr>
+      <w:r>
+        <w:rPr>
+          <w:b/>
+          <w:color w:val="FF0000"/>
+          <w:sz w:val="24"/>
+          <w:szCs w:val="24"/>
+        </w:rPr>
+        <w:t>Query Graph / Connection Graph</w:t>
+      </w:r>
+    </w:p>
+    <w:p>
+      <w:pPr>
+        <w:pStyle w:val="NormalWeb"/>
+      </w:pPr>
+      <w:r>
+        <w:rPr>
+          <w:rStyle w:val="Strong"/>
+        </w:rPr>
+        <w:t>Query Graph (</w:t>
+      </w:r>
+      <w:proofErr w:type="spellStart"/>
+      <w:r>
+        <w:rPr>
+          <w:rStyle w:val="Strong"/>
+          <w:rFonts w:ascii="Nirmala UI" w:hAnsi="Nirmala UI" w:cs="Nirmala UI"/>
+        </w:rPr>
+        <w:t>বা</w:t>
+      </w:r>
+      <w:proofErr w:type="spellEnd"/>
+      <w:r>
+        <w:rPr>
+          <w:rStyle w:val="Strong"/>
+        </w:rPr>
+        <w:t xml:space="preserve"> Connection Graph)</w:t>
+      </w:r>
+      <w:r>
+        <w:t xml:space="preserve"> </w:t>
+      </w:r>
+      <w:proofErr w:type="spellStart"/>
+      <w:r>
+        <w:rPr>
+          <w:rFonts w:ascii="Nirmala UI" w:hAnsi="Nirmala UI" w:cs="Nirmala UI"/>
+        </w:rPr>
+        <w:t>হলো</w:t>
+      </w:r>
+      <w:proofErr w:type="spellEnd"/>
+      <w:r>
+        <w:t xml:space="preserve"> Query-</w:t>
+      </w:r>
+      <w:proofErr w:type="spellStart"/>
+      <w:r>
+        <w:rPr>
+          <w:rFonts w:ascii="Nirmala UI" w:hAnsi="Nirmala UI" w:cs="Nirmala UI"/>
+        </w:rPr>
+        <w:t>এর</w:t>
+      </w:r>
+      <w:proofErr w:type="spellEnd"/>
+      <w:r>
+        <w:t xml:space="preserve"> </w:t>
+      </w:r>
+      <w:proofErr w:type="spellStart"/>
+      <w:r>
+        <w:rPr>
+          <w:rFonts w:ascii="Nirmala UI" w:hAnsi="Nirmala UI" w:cs="Nirmala UI"/>
+        </w:rPr>
+        <w:t>একটি</w:t>
+      </w:r>
+      <w:proofErr w:type="spellEnd"/>
+      <w:r>
+        <w:t xml:space="preserve"> </w:t>
+      </w:r>
+      <w:r>
+        <w:rPr>
+          <w:rStyle w:val="Strong"/>
+        </w:rPr>
+        <w:t>Graphical Representation</w:t>
+      </w:r>
+      <w:r>
+        <w:t xml:space="preserve">, </w:t>
+      </w:r>
+      <w:proofErr w:type="spellStart"/>
+      <w:r>
+        <w:rPr>
+          <w:rFonts w:ascii="Nirmala UI" w:hAnsi="Nirmala UI" w:cs="Nirmala UI"/>
+        </w:rPr>
+        <w:t>যেখানে</w:t>
+      </w:r>
+      <w:proofErr w:type="spellEnd"/>
+      <w:r>
+        <w:t xml:space="preserve"> </w:t>
+      </w:r>
+      <w:r>
+        <w:rPr>
+          <w:rStyle w:val="Strong"/>
+        </w:rPr>
+        <w:t>Relation (Table)</w:t>
+      </w:r>
+      <w:r>
+        <w:t>-</w:t>
+      </w:r>
+      <w:proofErr w:type="spellStart"/>
+      <w:r>
+        <w:rPr>
+          <w:rFonts w:ascii="Nirmala UI" w:hAnsi="Nirmala UI" w:cs="Nirmala UI"/>
+        </w:rPr>
+        <w:t>গুলোকে</w:t>
+      </w:r>
+      <w:proofErr w:type="spellEnd"/>
+      <w:r>
+        <w:t xml:space="preserve"> </w:t>
+      </w:r>
+      <w:r>
+        <w:rPr>
+          <w:rStyle w:val="Strong"/>
+        </w:rPr>
+        <w:t>Node</w:t>
+      </w:r>
+      <w:r>
+        <w:t xml:space="preserve"> </w:t>
+      </w:r>
+      <w:proofErr w:type="spellStart"/>
+      <w:r>
+        <w:rPr>
+          <w:rFonts w:ascii="Nirmala UI" w:hAnsi="Nirmala UI" w:cs="Nirmala UI"/>
+        </w:rPr>
+        <w:t>এবং</w:t>
+      </w:r>
+      <w:proofErr w:type="spellEnd"/>
+      <w:r>
+        <w:t xml:space="preserve"> </w:t>
+      </w:r>
+      <w:r>
+        <w:rPr>
+          <w:rStyle w:val="Strong"/>
+        </w:rPr>
+        <w:t>Join Condition</w:t>
+      </w:r>
+      <w:r>
+        <w:t>-</w:t>
+      </w:r>
+      <w:proofErr w:type="spellStart"/>
+      <w:r>
+        <w:rPr>
+          <w:rFonts w:ascii="Nirmala UI" w:hAnsi="Nirmala UI" w:cs="Nirmala UI"/>
+        </w:rPr>
+        <w:t>গুলোকে</w:t>
+      </w:r>
+      <w:proofErr w:type="spellEnd"/>
+      <w:r>
+        <w:t xml:space="preserve"> </w:t>
+      </w:r>
+      <w:r>
+        <w:rPr>
+          <w:rStyle w:val="Strong"/>
+        </w:rPr>
+        <w:t>Edge</w:t>
+      </w:r>
+      <w:r>
+        <w:t xml:space="preserve"> </w:t>
+      </w:r>
+      <w:proofErr w:type="spellStart"/>
+      <w:r>
+        <w:rPr>
+          <w:rFonts w:ascii="Nirmala UI" w:hAnsi="Nirmala UI" w:cs="Nirmala UI"/>
+        </w:rPr>
+        <w:t>হিসেবে</w:t>
+      </w:r>
+      <w:proofErr w:type="spellEnd"/>
+      <w:r>
+        <w:t xml:space="preserve"> </w:t>
+      </w:r>
+      <w:proofErr w:type="spellStart"/>
+      <w:r>
+        <w:rPr>
+          <w:rFonts w:ascii="Nirmala UI" w:hAnsi="Nirmala UI" w:cs="Nirmala UI"/>
+        </w:rPr>
+        <w:t>দেখানো</w:t>
+      </w:r>
+      <w:proofErr w:type="spellEnd"/>
+      <w:r>
+        <w:t xml:space="preserve"> </w:t>
+      </w:r>
+      <w:proofErr w:type="spellStart"/>
+      <w:r>
+        <w:rPr>
+          <w:rFonts w:ascii="Nirmala UI" w:hAnsi="Nirmala UI" w:cs="Nirmala UI"/>
+        </w:rPr>
+        <w:t>হয়</w:t>
+      </w:r>
+      <w:proofErr w:type="spellEnd"/>
+      <w:r>
+        <w:rPr>
+          <w:rFonts w:ascii="Nirmala UI" w:hAnsi="Nirmala UI" w:cs="Nirmala UI"/>
+        </w:rPr>
+        <w:t>।</w:t>
+      </w:r>
+      <w:r>
+        <w:t xml:space="preserve"> </w:t>
+      </w:r>
+      <w:proofErr w:type="spellStart"/>
+      <w:r>
+        <w:rPr>
+          <w:rFonts w:ascii="Nirmala UI" w:hAnsi="Nirmala UI" w:cs="Nirmala UI"/>
+        </w:rPr>
+        <w:t>এটি</w:t>
+      </w:r>
+      <w:proofErr w:type="spellEnd"/>
+      <w:r>
+        <w:t xml:space="preserve"> Query-</w:t>
+      </w:r>
+      <w:proofErr w:type="spellStart"/>
+      <w:r>
+        <w:rPr>
+          <w:rFonts w:ascii="Nirmala UI" w:hAnsi="Nirmala UI" w:cs="Nirmala UI"/>
+        </w:rPr>
+        <w:t>এর</w:t>
+      </w:r>
+      <w:proofErr w:type="spellEnd"/>
+      <w:r>
+        <w:t xml:space="preserve"> </w:t>
+      </w:r>
+      <w:proofErr w:type="spellStart"/>
+      <w:r>
+        <w:rPr>
+          <w:rFonts w:ascii="Nirmala UI" w:hAnsi="Nirmala UI" w:cs="Nirmala UI"/>
+        </w:rPr>
+        <w:t>বিভিন্ন</w:t>
+      </w:r>
+      <w:proofErr w:type="spellEnd"/>
+      <w:r>
+        <w:t xml:space="preserve"> Table </w:t>
+      </w:r>
+      <w:proofErr w:type="spellStart"/>
+      <w:r>
+        <w:rPr>
+          <w:rFonts w:ascii="Nirmala UI" w:hAnsi="Nirmala UI" w:cs="Nirmala UI"/>
+        </w:rPr>
+        <w:t>কীভাবে</w:t>
+      </w:r>
+      <w:proofErr w:type="spellEnd"/>
+      <w:r>
+        <w:t xml:space="preserve"> </w:t>
+      </w:r>
+      <w:proofErr w:type="spellStart"/>
+      <w:r>
+        <w:rPr>
+          <w:rFonts w:ascii="Nirmala UI" w:hAnsi="Nirmala UI" w:cs="Nirmala UI"/>
+        </w:rPr>
+        <w:t>একে</w:t>
+      </w:r>
+      <w:proofErr w:type="spellEnd"/>
+      <w:r>
+        <w:t xml:space="preserve"> </w:t>
+      </w:r>
+      <w:proofErr w:type="spellStart"/>
+      <w:r>
+        <w:rPr>
+          <w:rFonts w:ascii="Nirmala UI" w:hAnsi="Nirmala UI" w:cs="Nirmala UI"/>
+        </w:rPr>
+        <w:t>অপরের</w:t>
+      </w:r>
+      <w:proofErr w:type="spellEnd"/>
+      <w:r>
+        <w:t xml:space="preserve"> </w:t>
+      </w:r>
+      <w:proofErr w:type="spellStart"/>
+      <w:r>
+        <w:rPr>
+          <w:rFonts w:ascii="Nirmala UI" w:hAnsi="Nirmala UI" w:cs="Nirmala UI"/>
+        </w:rPr>
+        <w:t>সাথে</w:t>
+      </w:r>
+      <w:proofErr w:type="spellEnd"/>
+      <w:r>
+        <w:t xml:space="preserve"> Connected </w:t>
+      </w:r>
+      <w:proofErr w:type="spellStart"/>
+      <w:r>
+        <w:rPr>
+          <w:rFonts w:ascii="Nirmala UI" w:hAnsi="Nirmala UI" w:cs="Nirmala UI"/>
+        </w:rPr>
+        <w:t>আছে</w:t>
+      </w:r>
+      <w:proofErr w:type="spellEnd"/>
+      <w:r>
+        <w:t xml:space="preserve"> </w:t>
+      </w:r>
+      <w:proofErr w:type="spellStart"/>
+      <w:r>
+        <w:rPr>
+          <w:rFonts w:ascii="Nirmala UI" w:hAnsi="Nirmala UI" w:cs="Nirmala UI"/>
+        </w:rPr>
+        <w:t>তা</w:t>
+      </w:r>
+      <w:proofErr w:type="spellEnd"/>
+      <w:r>
+        <w:t xml:space="preserve"> </w:t>
+      </w:r>
+      <w:proofErr w:type="spellStart"/>
+      <w:r>
+        <w:rPr>
+          <w:rFonts w:ascii="Nirmala UI" w:hAnsi="Nirmala UI" w:cs="Nirmala UI"/>
+        </w:rPr>
+        <w:t>প্রকাশ</w:t>
+      </w:r>
+      <w:proofErr w:type="spellEnd"/>
+      <w:r>
+        <w:t xml:space="preserve"> </w:t>
+      </w:r>
+      <w:proofErr w:type="spellStart"/>
+      <w:r>
+        <w:rPr>
+          <w:rFonts w:ascii="Nirmala UI" w:hAnsi="Nirmala UI" w:cs="Nirmala UI"/>
+        </w:rPr>
+        <w:t>করে</w:t>
+      </w:r>
+      <w:proofErr w:type="spellEnd"/>
+      <w:r>
+        <w:rPr>
+          <w:rFonts w:ascii="Nirmala UI" w:hAnsi="Nirmala UI" w:cs="Nirmala UI"/>
+        </w:rPr>
+        <w:t>।</w:t>
+      </w:r>
+    </w:p>
+    <w:p>
+      <w:pPr>
+        <w:pStyle w:val="NormalWeb"/>
+      </w:pPr>
+      <w:proofErr w:type="spellStart"/>
+      <w:r>
+        <w:rPr>
+          <w:rStyle w:val="Strong"/>
+          <w:rFonts w:ascii="Nirmala UI" w:hAnsi="Nirmala UI" w:cs="Nirmala UI"/>
+        </w:rPr>
+        <w:t>কেন</w:t>
+      </w:r>
+      <w:proofErr w:type="spellEnd"/>
+      <w:r>
+        <w:rPr>
+          <w:rStyle w:val="Strong"/>
+        </w:rPr>
+        <w:t xml:space="preserve"> </w:t>
+      </w:r>
+      <w:proofErr w:type="spellStart"/>
+      <w:r>
+        <w:rPr>
+          <w:rStyle w:val="Strong"/>
+          <w:rFonts w:ascii="Nirmala UI" w:hAnsi="Nirmala UI" w:cs="Nirmala UI"/>
+        </w:rPr>
+        <w:t>দরকার</w:t>
+      </w:r>
+      <w:proofErr w:type="spellEnd"/>
+      <w:r>
+        <w:rPr>
+          <w:rStyle w:val="Strong"/>
+        </w:rPr>
+        <w:t>?</w:t>
+      </w:r>
+    </w:p>
+    <w:p>
+      <w:pPr>
+        <w:widowControl/>
+        <w:numPr>
+          <w:ilvl w:val="0"/>
+          <w:numId w:val="23"/>
+        </w:numPr>
+        <w:autoSpaceDE/>
+        <w:autoSpaceDN/>
+        <w:spacing w:before="100" w:beforeAutospacing="1" w:after="100" w:afterAutospacing="1"/>
+        <w:rPr>
+          <w:sz w:val="24"/>
+          <w:szCs w:val="24"/>
+        </w:rPr>
+      </w:pPr>
+      <w:r>
+        <w:rPr>
+          <w:sz w:val="24"/>
+          <w:szCs w:val="24"/>
+        </w:rPr>
+        <w:t xml:space="preserve">Query </w:t>
+      </w:r>
+      <w:r>
+        <w:rPr>
+          <w:rStyle w:val="Strong"/>
+          <w:sz w:val="24"/>
+          <w:szCs w:val="24"/>
+        </w:rPr>
+        <w:t>Semantically Correct</w:t>
+      </w:r>
+      <w:r>
+        <w:rPr>
+          <w:sz w:val="24"/>
+          <w:szCs w:val="24"/>
+        </w:rPr>
+        <w:t xml:space="preserve"> </w:t>
+      </w:r>
+      <w:proofErr w:type="spellStart"/>
+      <w:r>
+        <w:rPr>
+          <w:rFonts w:ascii="Nirmala UI" w:hAnsi="Nirmala UI" w:cs="Nirmala UI"/>
+          <w:sz w:val="24"/>
+          <w:szCs w:val="24"/>
+        </w:rPr>
+        <w:t>কিনা</w:t>
+      </w:r>
+      <w:proofErr w:type="spellEnd"/>
+      <w:r>
+        <w:rPr>
+          <w:sz w:val="24"/>
+          <w:szCs w:val="24"/>
+        </w:rPr>
+        <w:t xml:space="preserve"> </w:t>
+      </w:r>
+      <w:proofErr w:type="spellStart"/>
+      <w:r>
+        <w:rPr>
+          <w:rFonts w:ascii="Nirmala UI" w:hAnsi="Nirmala UI" w:cs="Nirmala UI"/>
+          <w:sz w:val="24"/>
+          <w:szCs w:val="24"/>
+        </w:rPr>
+        <w:t>যাচাই</w:t>
+      </w:r>
+      <w:proofErr w:type="spellEnd"/>
+      <w:r>
+        <w:rPr>
+          <w:sz w:val="24"/>
+          <w:szCs w:val="24"/>
+        </w:rPr>
+        <w:t xml:space="preserve"> </w:t>
+      </w:r>
+      <w:proofErr w:type="spellStart"/>
+      <w:r>
+        <w:rPr>
+          <w:rFonts w:ascii="Nirmala UI" w:hAnsi="Nirmala UI" w:cs="Nirmala UI"/>
+          <w:sz w:val="24"/>
+          <w:szCs w:val="24"/>
+        </w:rPr>
+        <w:t>করতে</w:t>
+      </w:r>
+      <w:proofErr w:type="spellEnd"/>
+      <w:r>
+        <w:rPr>
+          <w:rFonts w:ascii="Nirmala UI" w:hAnsi="Nirmala UI" w:cs="Nirmala UI"/>
+          <w:sz w:val="24"/>
+          <w:szCs w:val="24"/>
+        </w:rPr>
+        <w:t>।</w:t>
+      </w:r>
+      <w:r>
+        <w:rPr>
+          <w:sz w:val="24"/>
+          <w:szCs w:val="24"/>
+        </w:rPr>
+        <w:t xml:space="preserve"> </w:t>
+      </w:r>
+    </w:p>
+    <w:p>
+      <w:pPr>
+        <w:widowControl/>
+        <w:numPr>
+          <w:ilvl w:val="0"/>
+          <w:numId w:val="23"/>
+        </w:numPr>
+        <w:autoSpaceDE/>
+        <w:autoSpaceDN/>
+        <w:spacing w:before="100" w:beforeAutospacing="1" w:after="100" w:afterAutospacing="1"/>
+        <w:rPr>
+          <w:sz w:val="24"/>
+          <w:szCs w:val="24"/>
+        </w:rPr>
+      </w:pPr>
+      <w:proofErr w:type="spellStart"/>
+      <w:r>
+        <w:rPr>
+          <w:rFonts w:ascii="Nirmala UI" w:hAnsi="Nirmala UI" w:cs="Nirmala UI"/>
+          <w:sz w:val="24"/>
+          <w:szCs w:val="24"/>
+        </w:rPr>
+        <w:t>সব</w:t>
+      </w:r>
+      <w:proofErr w:type="spellEnd"/>
+      <w:r>
+        <w:rPr>
+          <w:sz w:val="24"/>
+          <w:szCs w:val="24"/>
+        </w:rPr>
+        <w:t xml:space="preserve"> Relation/Table Connected </w:t>
+      </w:r>
+      <w:proofErr w:type="spellStart"/>
+      <w:r>
+        <w:rPr>
+          <w:rFonts w:ascii="Nirmala UI" w:hAnsi="Nirmala UI" w:cs="Nirmala UI"/>
+          <w:sz w:val="24"/>
+          <w:szCs w:val="24"/>
+        </w:rPr>
+        <w:t>কিনা</w:t>
+      </w:r>
+      <w:proofErr w:type="spellEnd"/>
+      <w:r>
+        <w:rPr>
+          <w:sz w:val="24"/>
+          <w:szCs w:val="24"/>
+        </w:rPr>
+        <w:t xml:space="preserve"> </w:t>
+      </w:r>
+      <w:proofErr w:type="spellStart"/>
+      <w:r>
+        <w:rPr>
+          <w:rFonts w:ascii="Nirmala UI" w:hAnsi="Nirmala UI" w:cs="Nirmala UI"/>
+          <w:sz w:val="24"/>
+          <w:szCs w:val="24"/>
+        </w:rPr>
+        <w:t>পরীক্ষা</w:t>
+      </w:r>
+      <w:proofErr w:type="spellEnd"/>
+      <w:r>
+        <w:rPr>
+          <w:sz w:val="24"/>
+          <w:szCs w:val="24"/>
+        </w:rPr>
+        <w:t xml:space="preserve"> </w:t>
+      </w:r>
+      <w:proofErr w:type="spellStart"/>
+      <w:r>
+        <w:rPr>
+          <w:rFonts w:ascii="Nirmala UI" w:hAnsi="Nirmala UI" w:cs="Nirmala UI"/>
+          <w:sz w:val="24"/>
+          <w:szCs w:val="24"/>
+        </w:rPr>
+        <w:t>করতে</w:t>
+      </w:r>
+      <w:proofErr w:type="spellEnd"/>
+      <w:r>
+        <w:rPr>
+          <w:rFonts w:ascii="Nirmala UI" w:hAnsi="Nirmala UI" w:cs="Nirmala UI"/>
+          <w:sz w:val="24"/>
+          <w:szCs w:val="24"/>
+        </w:rPr>
+        <w:t>।</w:t>
+      </w:r>
+      <w:r>
+        <w:rPr>
+          <w:sz w:val="24"/>
+          <w:szCs w:val="24"/>
+        </w:rPr>
+        <w:t xml:space="preserve"> </w:t>
+      </w:r>
+    </w:p>
+    <w:p>
+      <w:pPr>
+        <w:widowControl/>
+        <w:numPr>
+          <w:ilvl w:val="0"/>
+          <w:numId w:val="23"/>
+        </w:numPr>
+        <w:autoSpaceDE/>
+        <w:autoSpaceDN/>
+        <w:spacing w:before="100" w:beforeAutospacing="1" w:after="100" w:afterAutospacing="1"/>
+        <w:rPr>
+          <w:sz w:val="24"/>
+          <w:szCs w:val="24"/>
+        </w:rPr>
+      </w:pPr>
+      <w:r>
+        <w:rPr>
+          <w:sz w:val="24"/>
+          <w:szCs w:val="24"/>
+        </w:rPr>
+        <w:t xml:space="preserve">Query Analysis </w:t>
+      </w:r>
+      <w:r>
+        <w:rPr>
+          <w:rFonts w:ascii="Nirmala UI" w:hAnsi="Nirmala UI" w:cs="Nirmala UI"/>
+          <w:sz w:val="24"/>
+          <w:szCs w:val="24"/>
+        </w:rPr>
+        <w:t>ও</w:t>
+      </w:r>
+      <w:r>
+        <w:rPr>
+          <w:sz w:val="24"/>
+          <w:szCs w:val="24"/>
+        </w:rPr>
+        <w:t xml:space="preserve"> Query Optimization </w:t>
+      </w:r>
+      <w:proofErr w:type="spellStart"/>
+      <w:r>
+        <w:rPr>
+          <w:rFonts w:ascii="Nirmala UI" w:hAnsi="Nirmala UI" w:cs="Nirmala UI"/>
+          <w:sz w:val="24"/>
+          <w:szCs w:val="24"/>
+        </w:rPr>
+        <w:t>সহজ</w:t>
+      </w:r>
+      <w:proofErr w:type="spellEnd"/>
+      <w:r>
+        <w:rPr>
+          <w:sz w:val="24"/>
+          <w:szCs w:val="24"/>
+        </w:rPr>
+        <w:t xml:space="preserve"> </w:t>
+      </w:r>
+      <w:proofErr w:type="spellStart"/>
+      <w:r>
+        <w:rPr>
+          <w:rFonts w:ascii="Nirmala UI" w:hAnsi="Nirmala UI" w:cs="Nirmala UI"/>
+          <w:sz w:val="24"/>
+          <w:szCs w:val="24"/>
+        </w:rPr>
+        <w:t>করতে</w:t>
+      </w:r>
+      <w:proofErr w:type="spellEnd"/>
+      <w:r>
+        <w:rPr>
+          <w:rFonts w:ascii="Nirmala UI" w:hAnsi="Nirmala UI" w:cs="Nirmala UI"/>
+          <w:sz w:val="24"/>
+          <w:szCs w:val="24"/>
+        </w:rPr>
+        <w:t>।</w:t>
+      </w:r>
+      <w:r>
+        <w:rPr>
+          <w:sz w:val="24"/>
+          <w:szCs w:val="24"/>
+        </w:rPr>
+        <w:t xml:space="preserve"> </w:t>
+      </w:r>
+    </w:p>
+    <w:p>
+      <w:pPr>
+        <w:pStyle w:val="NormalWeb"/>
+      </w:pPr>
+      <w:r>
+        <w:rPr>
+          <w:rStyle w:val="Strong"/>
+        </w:rPr>
+        <w:t>Definition:</w:t>
+      </w:r>
+      <w:r>
+        <w:br/>
+        <w:t xml:space="preserve">A </w:t>
+      </w:r>
+      <w:r>
+        <w:rPr>
+          <w:rStyle w:val="Strong"/>
+        </w:rPr>
+        <w:t>Query Graph (or Connection</w:t>
+      </w:r>
+      <w:bookmarkStart w:id="0" w:name="_GoBack"/>
+      <w:bookmarkEnd w:id="0"/>
+      <w:r>
+        <w:rPr>
+          <w:rStyle w:val="Strong"/>
+        </w:rPr>
+        <w:t xml:space="preserve"> Graph)</w:t>
+      </w:r>
+      <w:r>
+        <w:t xml:space="preserve"> is a graphical representation of a query where </w:t>
+      </w:r>
+      <w:r>
+        <w:rPr>
+          <w:rStyle w:val="Strong"/>
+        </w:rPr>
+        <w:t>relations (tables) are represented as nodes</w:t>
+      </w:r>
+      <w:r>
+        <w:t xml:space="preserve"> and </w:t>
+      </w:r>
+      <w:r>
+        <w:rPr>
+          <w:rStyle w:val="Strong"/>
+        </w:rPr>
+        <w:t>join conditions are represented as edges</w:t>
+      </w:r>
+      <w:r>
+        <w:t>. It shows how the relations are connected.</w:t>
+      </w:r>
+    </w:p>
+    <w:p>
+      <w:pPr>
+        <w:pStyle w:val="NormalWeb"/>
+      </w:pPr>
+      <w:r>
+        <w:rPr>
+          <w:rStyle w:val="Strong"/>
+        </w:rPr>
+        <w:t>Why is it needed?</w:t>
+      </w:r>
+    </w:p>
+    <w:p>
+      <w:pPr>
+        <w:widowControl/>
+        <w:numPr>
+          <w:ilvl w:val="0"/>
+          <w:numId w:val="24"/>
+        </w:numPr>
+        <w:autoSpaceDE/>
+        <w:autoSpaceDN/>
+        <w:spacing w:before="100" w:beforeAutospacing="1" w:after="100" w:afterAutospacing="1"/>
+        <w:rPr>
+          <w:sz w:val="24"/>
+          <w:szCs w:val="24"/>
+        </w:rPr>
+      </w:pPr>
+      <w:r>
+        <w:rPr>
+          <w:sz w:val="24"/>
+          <w:szCs w:val="24"/>
+        </w:rPr>
+        <w:t xml:space="preserve">To check whether the query is </w:t>
+      </w:r>
+      <w:r>
+        <w:rPr>
+          <w:rStyle w:val="Strong"/>
+          <w:sz w:val="24"/>
+          <w:szCs w:val="24"/>
+        </w:rPr>
+        <w:t>semantically correct</w:t>
+      </w:r>
+      <w:r>
+        <w:rPr>
+          <w:sz w:val="24"/>
+          <w:szCs w:val="24"/>
+        </w:rPr>
+        <w:t xml:space="preserve">. </w:t>
+      </w:r>
+    </w:p>
+    <w:p>
+      <w:pPr>
+        <w:widowControl/>
+        <w:numPr>
+          <w:ilvl w:val="0"/>
+          <w:numId w:val="24"/>
+        </w:numPr>
+        <w:autoSpaceDE/>
+        <w:autoSpaceDN/>
+        <w:spacing w:before="100" w:beforeAutospacing="1" w:after="100" w:afterAutospacing="1"/>
+        <w:rPr>
+          <w:sz w:val="24"/>
+          <w:szCs w:val="24"/>
+        </w:rPr>
+      </w:pPr>
+      <w:r>
+        <w:rPr>
+          <w:sz w:val="24"/>
+          <w:szCs w:val="24"/>
+        </w:rPr>
+        <w:t xml:space="preserve">To verify that all relations are properly connected. </w:t>
+      </w:r>
+    </w:p>
+    <w:p>
+      <w:pPr>
+        <w:widowControl/>
+        <w:numPr>
+          <w:ilvl w:val="0"/>
+          <w:numId w:val="24"/>
+        </w:numPr>
+        <w:autoSpaceDE/>
+        <w:autoSpaceDN/>
+        <w:spacing w:before="100" w:beforeAutospacing="1" w:after="100" w:afterAutospacing="1"/>
+        <w:rPr>
+          <w:sz w:val="24"/>
+          <w:szCs w:val="24"/>
+        </w:rPr>
+      </w:pPr>
+      <w:r>
+        <w:rPr>
+          <w:sz w:val="24"/>
+          <w:szCs w:val="24"/>
+        </w:rPr>
+        <w:t xml:space="preserve">To support </w:t>
+      </w:r>
+      <w:r>
+        <w:rPr>
+          <w:rStyle w:val="Strong"/>
+          <w:sz w:val="24"/>
+          <w:szCs w:val="24"/>
+        </w:rPr>
+        <w:t>query analysis</w:t>
+      </w:r>
+      <w:r>
+        <w:rPr>
+          <w:sz w:val="24"/>
+          <w:szCs w:val="24"/>
+        </w:rPr>
+        <w:t xml:space="preserve"> and </w:t>
+      </w:r>
+      <w:r>
+        <w:rPr>
+          <w:rStyle w:val="Strong"/>
+          <w:sz w:val="24"/>
+          <w:szCs w:val="24"/>
+        </w:rPr>
+        <w:t>query optimization</w:t>
+      </w:r>
+      <w:r>
+        <w:rPr>
+          <w:sz w:val="24"/>
+          <w:szCs w:val="24"/>
+        </w:rPr>
+        <w:t>.</w:t>
       </w:r>
     </w:p>
     <w:p>
@@ -8678,6 +9489,155 @@
     </w:lvl>
   </w:abstractNum>
   <w:abstractNum w:abstractNumId="6" w15:restartNumberingAfterBreak="0">
+    <w:nsid w:val="2F44737C"/>
+    <w:multiLevelType w:val="multilevel"/>
+    <w:tmpl w:val="6AD0497E"/>
+    <w:lvl w:ilvl="0">
+      <w:start w:val="1"/>
+      <w:numFmt w:val="bullet"/>
+      <w:lvlText w:val=""/>
+      <w:lvlJc w:val="left"/>
+      <w:pPr>
+        <w:tabs>
+          <w:tab w:val="num" w:pos="720"/>
+        </w:tabs>
+        <w:ind w:left="720" w:hanging="360"/>
+      </w:pPr>
+      <w:rPr>
+        <w:rFonts w:ascii="Symbol" w:hAnsi="Symbol" w:hint="default"/>
+        <w:sz w:val="20"/>
+      </w:rPr>
+    </w:lvl>
+    <w:lvl w:ilvl="1" w:tentative="1">
+      <w:start w:val="1"/>
+      <w:numFmt w:val="bullet"/>
+      <w:lvlText w:val="o"/>
+      <w:lvlJc w:val="left"/>
+      <w:pPr>
+        <w:tabs>
+          <w:tab w:val="num" w:pos="1440"/>
+        </w:tabs>
+        <w:ind w:left="1440" w:hanging="360"/>
+      </w:pPr>
+      <w:rPr>
+        <w:rFonts w:ascii="Courier New" w:hAnsi="Courier New" w:hint="default"/>
+        <w:sz w:val="20"/>
+      </w:rPr>
+    </w:lvl>
+    <w:lvl w:ilvl="2" w:tentative="1">
+      <w:start w:val="1"/>
+      <w:numFmt w:val="bullet"/>
+      <w:lvlText w:val=""/>
+      <w:lvlJc w:val="left"/>
+      <w:pPr>
+        <w:tabs>
+          <w:tab w:val="num" w:pos="2160"/>
+        </w:tabs>
+        <w:ind w:left="2160" w:hanging="360"/>
+      </w:pPr>
+      <w:rPr>
+        <w:rFonts w:ascii="Wingdings" w:hAnsi="Wingdings" w:hint="default"/>
+        <w:sz w:val="20"/>
+      </w:rPr>
+    </w:lvl>
+    <w:lvl w:ilvl="3" w:tentative="1">
+      <w:start w:val="1"/>
+      <w:numFmt w:val="bullet"/>
+      <w:lvlText w:val=""/>
+      <w:lvlJc w:val="left"/>
+      <w:pPr>
+        <w:tabs>
+          <w:tab w:val="num" w:pos="2880"/>
+        </w:tabs>
+        <w:ind w:left="2880" w:hanging="360"/>
+      </w:pPr>
+      <w:rPr>
+        <w:rFonts w:ascii="Wingdings" w:hAnsi="Wingdings" w:hint="default"/>
+        <w:sz w:val="20"/>
+      </w:rPr>
+    </w:lvl>
+    <w:lvl w:ilvl="4" w:tentative="1">
+      <w:start w:val="1"/>
+      <w:numFmt w:val="bullet"/>
+      <w:lvlText w:val=""/>
+      <w:lvlJc w:val="left"/>
+      <w:pPr>
+        <w:tabs>
+          <w:tab w:val="num" w:pos="3600"/>
+        </w:tabs>
+        <w:ind w:left="3600" w:hanging="360"/>
+      </w:pPr>
+      <w:rPr>
+        <w:rFonts w:ascii="Wingdings" w:hAnsi="Wingdings" w:hint="default"/>
+        <w:sz w:val="20"/>
+      </w:rPr>
+    </w:lvl>
+    <w:lvl w:ilvl="5" w:tentative="1">
+      <w:start w:val="1"/>
+      <w:numFmt w:val="bullet"/>
+      <w:lvlText w:val=""/>
+      <w:lvlJc w:val="left"/>
+      <w:pPr>
+        <w:tabs>
+          <w:tab w:val="num" w:pos="4320"/>
+        </w:tabs>
+        <w:ind w:left="4320" w:hanging="360"/>
+      </w:pPr>
+      <w:rPr>
+        <w:rFonts w:ascii="Wingdings" w:hAnsi="Wingdings" w:hint="default"/>
+        <w:sz w:val="20"/>
+      </w:rPr>
+    </w:lvl>
+    <w:lvl w:ilvl="6" w:tentative="1">
+      <w:start w:val="1"/>
+      <w:numFmt w:val="bullet"/>
+      <w:lvlText w:val=""/>
+      <w:lvlJc w:val="left"/>
+      <w:pPr>
+        <w:tabs>
+          <w:tab w:val="num" w:pos="5040"/>
+        </w:tabs>
+        <w:ind w:left="5040" w:hanging="360"/>
+      </w:pPr>
+      <w:rPr>
+        <w:rFonts w:ascii="Wingdings" w:hAnsi="Wingdings" w:hint="default"/>
+        <w:sz w:val="20"/>
+      </w:rPr>
+    </w:lvl>
+    <w:lvl w:ilvl="7" w:tentative="1">
+      <w:start w:val="1"/>
+      <w:numFmt w:val="bullet"/>
+      <w:lvlText w:val=""/>
+      <w:lvlJc w:val="left"/>
+      <w:pPr>
+        <w:tabs>
+          <w:tab w:val="num" w:pos="5760"/>
+        </w:tabs>
+        <w:ind w:left="5760" w:hanging="360"/>
+      </w:pPr>
+      <w:rPr>
+        <w:rFonts w:ascii="Wingdings" w:hAnsi="Wingdings" w:hint="default"/>
+        <w:sz w:val="20"/>
+      </w:rPr>
+    </w:lvl>
+    <w:lvl w:ilvl="8" w:tentative="1">
+      <w:start w:val="1"/>
+      <w:numFmt w:val="bullet"/>
+      <w:lvlText w:val=""/>
+      <w:lvlJc w:val="left"/>
+      <w:pPr>
+        <w:tabs>
+          <w:tab w:val="num" w:pos="6480"/>
+        </w:tabs>
+        <w:ind w:left="6480" w:hanging="360"/>
+      </w:pPr>
+      <w:rPr>
+        <w:rFonts w:ascii="Wingdings" w:hAnsi="Wingdings" w:hint="default"/>
+        <w:sz w:val="20"/>
+      </w:rPr>
+    </w:lvl>
+  </w:abstractNum>
+  <w:abstractNum w:abstractNumId="7" w15:restartNumberingAfterBreak="0">
     <w:nsid w:val="2F7B402D"/>
     <w:multiLevelType w:val="multilevel"/>
     <w:tmpl w:val="62BAF078"/>
@@ -8826,7 +9786,7 @@
       </w:rPr>
     </w:lvl>
   </w:abstractNum>
-  <w:abstractNum w:abstractNumId="7" w15:restartNumberingAfterBreak="0">
+  <w:abstractNum w:abstractNumId="8" w15:restartNumberingAfterBreak="0">
     <w:nsid w:val="363D7D83"/>
     <w:multiLevelType w:val="multilevel"/>
     <w:tmpl w:val="9F3417F8"/>
@@ -8975,7 +9935,7 @@
       </w:rPr>
     </w:lvl>
   </w:abstractNum>
-  <w:abstractNum w:abstractNumId="8" w15:restartNumberingAfterBreak="0">
+  <w:abstractNum w:abstractNumId="9" w15:restartNumberingAfterBreak="0">
     <w:nsid w:val="39716B39"/>
     <w:multiLevelType w:val="multilevel"/>
     <w:tmpl w:val="7946D712"/>
@@ -9124,7 +10084,7 @@
       </w:rPr>
     </w:lvl>
   </w:abstractNum>
-  <w:abstractNum w:abstractNumId="9" w15:restartNumberingAfterBreak="0">
+  <w:abstractNum w:abstractNumId="10" w15:restartNumberingAfterBreak="0">
     <w:nsid w:val="397C1AAB"/>
     <w:multiLevelType w:val="multilevel"/>
     <w:tmpl w:val="75FE0F92"/>
@@ -9273,7 +10233,7 @@
       </w:rPr>
     </w:lvl>
   </w:abstractNum>
-  <w:abstractNum w:abstractNumId="10" w15:restartNumberingAfterBreak="0">
+  <w:abstractNum w:abstractNumId="11" w15:restartNumberingAfterBreak="0">
     <w:nsid w:val="4C285B4D"/>
     <w:multiLevelType w:val="multilevel"/>
     <w:tmpl w:val="C7F21AEA"/>
@@ -9422,7 +10382,7 @@
       </w:rPr>
     </w:lvl>
   </w:abstractNum>
-  <w:abstractNum w:abstractNumId="11" w15:restartNumberingAfterBreak="0">
+  <w:abstractNum w:abstractNumId="12" w15:restartNumberingAfterBreak="0">
     <w:nsid w:val="543955BC"/>
     <w:multiLevelType w:val="multilevel"/>
     <w:tmpl w:val="C4C41F56"/>
@@ -9571,7 +10531,7 @@
       </w:rPr>
     </w:lvl>
   </w:abstractNum>
-  <w:abstractNum w:abstractNumId="12" w15:restartNumberingAfterBreak="0">
+  <w:abstractNum w:abstractNumId="13" w15:restartNumberingAfterBreak="0">
     <w:nsid w:val="57064BC5"/>
     <w:multiLevelType w:val="multilevel"/>
     <w:tmpl w:val="20469BC8"/>
@@ -9720,7 +10680,7 @@
       </w:rPr>
     </w:lvl>
   </w:abstractNum>
-  <w:abstractNum w:abstractNumId="13" w15:restartNumberingAfterBreak="0">
+  <w:abstractNum w:abstractNumId="14" w15:restartNumberingAfterBreak="0">
     <w:nsid w:val="5ACB5423"/>
     <w:multiLevelType w:val="multilevel"/>
     <w:tmpl w:val="F4E4916A"/>
@@ -9869,7 +10829,7 @@
       </w:rPr>
     </w:lvl>
   </w:abstractNum>
-  <w:abstractNum w:abstractNumId="14" w15:restartNumberingAfterBreak="0">
+  <w:abstractNum w:abstractNumId="15" w15:restartNumberingAfterBreak="0">
     <w:nsid w:val="63E3383F"/>
     <w:multiLevelType w:val="multilevel"/>
     <w:tmpl w:val="2818685E"/>
@@ -10018,7 +10978,7 @@
       </w:rPr>
     </w:lvl>
   </w:abstractNum>
-  <w:abstractNum w:abstractNumId="15" w15:restartNumberingAfterBreak="0">
+  <w:abstractNum w:abstractNumId="16" w15:restartNumberingAfterBreak="0">
     <w:nsid w:val="6BFE3B70"/>
     <w:multiLevelType w:val="multilevel"/>
     <w:tmpl w:val="E370CE60"/>
@@ -10167,7 +11127,7 @@
       </w:rPr>
     </w:lvl>
   </w:abstractNum>
-  <w:abstractNum w:abstractNumId="16" w15:restartNumberingAfterBreak="0">
+  <w:abstractNum w:abstractNumId="17" w15:restartNumberingAfterBreak="0">
     <w:nsid w:val="74901917"/>
     <w:multiLevelType w:val="multilevel"/>
     <w:tmpl w:val="87B6F7B6"/>
@@ -10316,7 +11276,156 @@
       </w:rPr>
     </w:lvl>
   </w:abstractNum>
-  <w:abstractNum w:abstractNumId="17" w15:restartNumberingAfterBreak="0">
+  <w:abstractNum w:abstractNumId="18" w15:restartNumberingAfterBreak="0">
+    <w:nsid w:val="77F94C74"/>
+    <w:multiLevelType w:val="multilevel"/>
+    <w:tmpl w:val="A1ACACA8"/>
+    <w:lvl w:ilvl="0">
+      <w:start w:val="1"/>
+      <w:numFmt w:val="bullet"/>
+      <w:lvlText w:val=""/>
+      <w:lvlJc w:val="left"/>
+      <w:pPr>
+        <w:tabs>
+          <w:tab w:val="num" w:pos="720"/>
+        </w:tabs>
+        <w:ind w:left="720" w:hanging="360"/>
+      </w:pPr>
+      <w:rPr>
+        <w:rFonts w:ascii="Symbol" w:hAnsi="Symbol" w:hint="default"/>
+        <w:sz w:val="20"/>
+      </w:rPr>
+    </w:lvl>
+    <w:lvl w:ilvl="1" w:tentative="1">
+      <w:start w:val="1"/>
+      <w:numFmt w:val="bullet"/>
+      <w:lvlText w:val="o"/>
+      <w:lvlJc w:val="left"/>
+      <w:pPr>
+        <w:tabs>
+          <w:tab w:val="num" w:pos="1440"/>
+        </w:tabs>
+        <w:ind w:left="1440" w:hanging="360"/>
+      </w:pPr>
+      <w:rPr>
+        <w:rFonts w:ascii="Courier New" w:hAnsi="Courier New" w:hint="default"/>
+        <w:sz w:val="20"/>
+      </w:rPr>
+    </w:lvl>
+    <w:lvl w:ilvl="2" w:tentative="1">
+      <w:start w:val="1"/>
+      <w:numFmt w:val="bullet"/>
+      <w:lvlText w:val=""/>
+      <w:lvlJc w:val="left"/>
+      <w:pPr>
+        <w:tabs>
+          <w:tab w:val="num" w:pos="2160"/>
+        </w:tabs>
+        <w:ind w:left="2160" w:hanging="360"/>
+      </w:pPr>
+      <w:rPr>
+        <w:rFonts w:ascii="Wingdings" w:hAnsi="Wingdings" w:hint="default"/>
+        <w:sz w:val="20"/>
+      </w:rPr>
+    </w:lvl>
+    <w:lvl w:ilvl="3" w:tentative="1">
+      <w:start w:val="1"/>
+      <w:numFmt w:val="bullet"/>
+      <w:lvlText w:val=""/>
+      <w:lvlJc w:val="left"/>
+      <w:pPr>
+        <w:tabs>
+          <w:tab w:val="num" w:pos="2880"/>
+        </w:tabs>
+        <w:ind w:left="2880" w:hanging="360"/>
+      </w:pPr>
+      <w:rPr>
+        <w:rFonts w:ascii="Wingdings" w:hAnsi="Wingdings" w:hint="default"/>
+        <w:sz w:val="20"/>
+      </w:rPr>
+    </w:lvl>
+    <w:lvl w:ilvl="4" w:tentative="1">
+      <w:start w:val="1"/>
+      <w:numFmt w:val="bullet"/>
+      <w:lvlText w:val=""/>
+      <w:lvlJc w:val="left"/>
+      <w:pPr>
+        <w:tabs>
+          <w:tab w:val="num" w:pos="3600"/>
+        </w:tabs>
+        <w:ind w:left="3600" w:hanging="360"/>
+      </w:pPr>
+      <w:rPr>
+        <w:rFonts w:ascii="Wingdings" w:hAnsi="Wingdings" w:hint="default"/>
+        <w:sz w:val="20"/>
+      </w:rPr>
+    </w:lvl>
+    <w:lvl w:ilvl="5" w:tentative="1">
+      <w:start w:val="1"/>
+      <w:numFmt w:val="bullet"/>
+      <w:lvlText w:val=""/>
+      <w:lvlJc w:val="left"/>
+      <w:pPr>
+        <w:tabs>
+          <w:tab w:val="num" w:pos="4320"/>
+        </w:tabs>
+        <w:ind w:left="4320" w:hanging="360"/>
+      </w:pPr>
+      <w:rPr>
+        <w:rFonts w:ascii="Wingdings" w:hAnsi="Wingdings" w:hint="default"/>
+        <w:sz w:val="20"/>
+      </w:rPr>
+    </w:lvl>
+    <w:lvl w:ilvl="6" w:tentative="1">
+      <w:start w:val="1"/>
+      <w:numFmt w:val="bullet"/>
+      <w:lvlText w:val=""/>
+      <w:lvlJc w:val="left"/>
+      <w:pPr>
+        <w:tabs>
+          <w:tab w:val="num" w:pos="5040"/>
+        </w:tabs>
+        <w:ind w:left="5040" w:hanging="360"/>
+      </w:pPr>
+      <w:rPr>
+        <w:rFonts w:ascii="Wingdings" w:hAnsi="Wingdings" w:hint="default"/>
+        <w:sz w:val="20"/>
+      </w:rPr>
+    </w:lvl>
+    <w:lvl w:ilvl="7" w:tentative="1">
+      <w:start w:val="1"/>
+      <w:numFmt w:val="bullet"/>
+      <w:lvlText w:val=""/>
+      <w:lvlJc w:val="left"/>
+      <w:pPr>
+        <w:tabs>
+          <w:tab w:val="num" w:pos="5760"/>
+        </w:tabs>
+        <w:ind w:left="5760" w:hanging="360"/>
+      </w:pPr>
+      <w:rPr>
+        <w:rFonts w:ascii="Wingdings" w:hAnsi="Wingdings" w:hint="default"/>
+        <w:sz w:val="20"/>
+      </w:rPr>
+    </w:lvl>
+    <w:lvl w:ilvl="8" w:tentative="1">
+      <w:start w:val="1"/>
+      <w:numFmt w:val="bullet"/>
+      <w:lvlText w:val=""/>
+      <w:lvlJc w:val="left"/>
+      <w:pPr>
+        <w:tabs>
+          <w:tab w:val="num" w:pos="6480"/>
+        </w:tabs>
+        <w:ind w:left="6480" w:hanging="360"/>
+      </w:pPr>
+      <w:rPr>
+        <w:rFonts w:ascii="Wingdings" w:hAnsi="Wingdings" w:hint="default"/>
+        <w:sz w:val="20"/>
+      </w:rPr>
+    </w:lvl>
+  </w:abstractNum>
+  <w:abstractNum w:abstractNumId="19" w15:restartNumberingAfterBreak="0">
     <w:nsid w:val="783D0233"/>
     <w:multiLevelType w:val="multilevel"/>
     <w:tmpl w:val="24263044"/>
@@ -10429,7 +11538,7 @@
       </w:pPr>
     </w:lvl>
   </w:abstractNum>
-  <w:abstractNum w:abstractNumId="18" w15:restartNumberingAfterBreak="0">
+  <w:abstractNum w:abstractNumId="20" w15:restartNumberingAfterBreak="0">
     <w:nsid w:val="78AA5DF9"/>
     <w:multiLevelType w:val="multilevel"/>
     <w:tmpl w:val="EDCEBDB6"/>
@@ -10542,7 +11651,7 @@
       </w:pPr>
     </w:lvl>
   </w:abstractNum>
-  <w:abstractNum w:abstractNumId="19" w15:restartNumberingAfterBreak="0">
+  <w:abstractNum w:abstractNumId="21" w15:restartNumberingAfterBreak="0">
     <w:nsid w:val="7A207746"/>
     <w:multiLevelType w:val="multilevel"/>
     <w:tmpl w:val="149290AA"/>
@@ -10691,7 +11800,7 @@
       </w:rPr>
     </w:lvl>
   </w:abstractNum>
-  <w:abstractNum w:abstractNumId="20" w15:restartNumberingAfterBreak="0">
+  <w:abstractNum w:abstractNumId="22" w15:restartNumberingAfterBreak="0">
     <w:nsid w:val="7AA84668"/>
     <w:multiLevelType w:val="multilevel"/>
     <w:tmpl w:val="6DEEB5B0"/>
@@ -10840,7 +11949,7 @@
       </w:rPr>
     </w:lvl>
   </w:abstractNum>
-  <w:abstractNum w:abstractNumId="21" w15:restartNumberingAfterBreak="0">
+  <w:abstractNum w:abstractNumId="23" w15:restartNumberingAfterBreak="0">
     <w:nsid w:val="7D8533B0"/>
     <w:multiLevelType w:val="multilevel"/>
     <w:tmpl w:val="3ADA092A"/>
@@ -10993,7 +12102,7 @@
     <w:abstractNumId w:val="2"/>
   </w:num>
   <w:num w:numId="2">
-    <w:abstractNumId w:val="10"/>
+    <w:abstractNumId w:val="11"/>
   </w:num>
   <w:num w:numId="3">
     <w:abstractNumId w:val="0"/>
@@ -11005,55 +12114,61 @@
     <w:abstractNumId w:val="3"/>
   </w:num>
   <w:num w:numId="6">
-    <w:abstractNumId w:val="19"/>
+    <w:abstractNumId w:val="21"/>
   </w:num>
   <w:num w:numId="7">
     <w:abstractNumId w:val="5"/>
   </w:num>
   <w:num w:numId="8">
-    <w:abstractNumId w:val="7"/>
+    <w:abstractNumId w:val="8"/>
   </w:num>
   <w:num w:numId="9">
-    <w:abstractNumId w:val="21"/>
+    <w:abstractNumId w:val="23"/>
   </w:num>
   <w:num w:numId="10">
+    <w:abstractNumId w:val="16"/>
+  </w:num>
+  <w:num w:numId="11">
+    <w:abstractNumId w:val="22"/>
+  </w:num>
+  <w:num w:numId="12">
+    <w:abstractNumId w:val="12"/>
+  </w:num>
+  <w:num w:numId="13">
+    <w:abstractNumId w:val="13"/>
+  </w:num>
+  <w:num w:numId="14">
+    <w:abstractNumId w:val="17"/>
+  </w:num>
+  <w:num w:numId="15">
     <w:abstractNumId w:val="15"/>
   </w:num>
-  <w:num w:numId="11">
+  <w:num w:numId="16">
+    <w:abstractNumId w:val="10"/>
+  </w:num>
+  <w:num w:numId="17">
+    <w:abstractNumId w:val="14"/>
+  </w:num>
+  <w:num w:numId="18">
     <w:abstractNumId w:val="20"/>
   </w:num>
-  <w:num w:numId="12">
-    <w:abstractNumId w:val="11"/>
-  </w:num>
-  <w:num w:numId="13">
-    <w:abstractNumId w:val="12"/>
-  </w:num>
-  <w:num w:numId="14">
-    <w:abstractNumId w:val="16"/>
-  </w:num>
-  <w:num w:numId="15">
-    <w:abstractNumId w:val="14"/>
-  </w:num>
-  <w:num w:numId="16">
+  <w:num w:numId="19">
     <w:abstractNumId w:val="9"/>
-  </w:num>
-  <w:num w:numId="17">
-    <w:abstractNumId w:val="13"/>
-  </w:num>
-  <w:num w:numId="18">
-    <w:abstractNumId w:val="18"/>
-  </w:num>
-  <w:num w:numId="19">
-    <w:abstractNumId w:val="8"/>
   </w:num>
   <w:num w:numId="20">
     <w:abstractNumId w:val="1"/>
   </w:num>
   <w:num w:numId="21">
-    <w:abstractNumId w:val="6"/>
+    <w:abstractNumId w:val="7"/>
   </w:num>
   <w:num w:numId="22">
-    <w:abstractNumId w:val="17"/>
+    <w:abstractNumId w:val="19"/>
+  </w:num>
+  <w:num w:numId="23">
+    <w:abstractNumId w:val="18"/>
+  </w:num>
+  <w:num w:numId="24">
+    <w:abstractNumId w:val="6"/>
   </w:num>
 </w:numbering>
 </file>
@@ -11492,7 +12607,6 @@
     <w:next w:val="Normal"/>
     <w:link w:val="Heading2Char"/>
     <w:uiPriority w:val="9"/>
-    <w:semiHidden/>
     <w:unhideWhenUsed/>
     <w:qFormat/>
     <w:rsid w:val="00663C38"/>
@@ -11607,7 +12721,6 @@
     <w:basedOn w:val="DefaultParagraphFont"/>
     <w:link w:val="Heading2"/>
     <w:uiPriority w:val="9"/>
-    <w:semiHidden/>
     <w:rsid w:val="00663C38"/>
     <w:rPr>
       <w:rFonts w:asciiTheme="majorHAnsi" w:eastAsiaTheme="majorEastAsia" w:hAnsiTheme="majorHAnsi" w:cstheme="majorBidi"/>

--- a/2. Second_Semester/4. Advanced Database Management System/5Class Test-03.docx
+++ b/2. Second_Semester/4. Advanced Database Management System/5Class Test-03.docx
@@ -3869,7 +3869,7 @@
           <w:sz w:val="24"/>
           <w:szCs w:val="24"/>
         </w:rPr>
-        <w:t xml:space="preserve">Distributed Execution </w:t>
+        <w:t>Distributed Execution</w:t>
       </w:r>
     </w:p>
     <w:p>
@@ -3935,12 +3935,14 @@
       <w:pPr>
         <w:pStyle w:val="Heading1"/>
         <w:rPr>
-          <w:sz w:val="24"/>
-          <w:szCs w:val="24"/>
-        </w:rPr>
-      </w:pPr>
-      <w:r>
-        <w:rPr>
+          <w:color w:val="FF0000"/>
+          <w:sz w:val="24"/>
+          <w:szCs w:val="24"/>
+        </w:rPr>
+      </w:pPr>
+      <w:r>
+        <w:rPr>
+          <w:color w:val="FF0000"/>
           <w:sz w:val="24"/>
           <w:szCs w:val="24"/>
         </w:rPr>
@@ -4523,13 +4525,10 @@
     <w:p>
       <w:pPr>
         <w:pStyle w:val="Heading1"/>
-        <w:rPr>
-          <w:sz w:val="24"/>
-          <w:szCs w:val="24"/>
-        </w:rPr>
-      </w:pPr>
-      <w:r>
-        <w:rPr>
+      </w:pPr>
+      <w:r>
+        <w:rPr>
+          <w:color w:val="FF0000"/>
           <w:sz w:val="24"/>
           <w:szCs w:val="24"/>
         </w:rPr>
@@ -4538,53 +4537,6 @@
     </w:p>
     <w:p>
       <w:pPr>
-        <w:pStyle w:val="Heading3"/>
-      </w:pPr>
-      <w:r>
-        <w:rPr>
-          <w:rFonts w:ascii="Calibri Light" w:hAnsi="Calibri Light" w:cs="Calibri Light"/>
-        </w:rPr>
-        <w:t>🟢</w:t>
-      </w:r>
-      <w:r>
-        <w:t xml:space="preserve"> </w:t>
-      </w:r>
-      <w:proofErr w:type="spellStart"/>
-      <w:r>
-        <w:rPr>
-          <w:rFonts w:ascii="Nirmala UI" w:hAnsi="Nirmala UI" w:cs="Nirmala UI"/>
-        </w:rPr>
-        <w:t>বাংলায়</w:t>
-      </w:r>
-      <w:proofErr w:type="spellEnd"/>
-      <w:r>
-        <w:t xml:space="preserve"> (</w:t>
-      </w:r>
-      <w:proofErr w:type="spellStart"/>
-      <w:r>
-        <w:rPr>
-          <w:rFonts w:ascii="Nirmala UI" w:hAnsi="Nirmala UI" w:cs="Nirmala UI"/>
-        </w:rPr>
-        <w:t>মূল</w:t>
-      </w:r>
-      <w:proofErr w:type="spellEnd"/>
-      <w:r>
-        <w:t xml:space="preserve"> </w:t>
-      </w:r>
-      <w:proofErr w:type="spellStart"/>
-      <w:r>
-        <w:rPr>
-          <w:rFonts w:ascii="Nirmala UI" w:hAnsi="Nirmala UI" w:cs="Nirmala UI"/>
-        </w:rPr>
-        <w:t>ধারণা</w:t>
-      </w:r>
-      <w:proofErr w:type="spellEnd"/>
-      <w:r>
-        <w:t>)</w:t>
-      </w:r>
-    </w:p>
-    <w:p>
-      <w:pPr>
         <w:pStyle w:val="NormalWeb"/>
       </w:pPr>
       <w:proofErr w:type="spellStart"/>
@@ -4800,6 +4752,210 @@
         <w:rPr>
           <w:rFonts w:ascii="Nirmala UI" w:hAnsi="Nirmala UI" w:cs="Nirmala UI"/>
         </w:rPr>
+        <w:t>হয়।</w:t>
+      </w:r>
+      <w:proofErr w:type="spellEnd"/>
+    </w:p>
+    <w:p>
+      <w:pPr>
+        <w:pStyle w:val="NormalWeb"/>
+      </w:pPr>
+      <w:r>
+        <w:rPr>
+          <w:rStyle w:val="Strong"/>
+        </w:rPr>
+        <w:t>Global Query Optimization</w:t>
+      </w:r>
+      <w:r>
+        <w:t xml:space="preserve"> finds the best execution strategy for a distributed query. It minimizes CPU cost, disk I/O, communication cost, and execution time. Semi-Join is often used to reduce data transfer.</w:t>
+      </w:r>
+    </w:p>
+    <w:p>
+      <w:pPr>
+        <w:pStyle w:val="Heading1"/>
+      </w:pPr>
+      <w:r>
+        <w:rPr>
+          <w:color w:val="FF0000"/>
+          <w:sz w:val="24"/>
+          <w:szCs w:val="24"/>
+        </w:rPr>
+        <w:t>10. Distributed Execution</w:t>
+      </w:r>
+    </w:p>
+    <w:p>
+      <w:pPr>
+        <w:pStyle w:val="NormalWeb"/>
+        <w:rPr>
+          <w:rFonts w:ascii="Segoe UI Symbol" w:eastAsiaTheme="majorEastAsia" w:hAnsi="Segoe UI Symbol" w:cs="Segoe UI Symbol"/>
+          <w:color w:val="1F4D78" w:themeColor="accent1" w:themeShade="7F"/>
+        </w:rPr>
+      </w:pPr>
+      <w:proofErr w:type="spellStart"/>
+      <w:r>
+        <w:rPr>
+          <w:rFonts w:ascii="Nirmala UI" w:hAnsi="Nirmala UI" w:cs="Nirmala UI"/>
+        </w:rPr>
+        <w:t>এটি</w:t>
+      </w:r>
+      <w:proofErr w:type="spellEnd"/>
+      <w:r>
+        <w:t xml:space="preserve"> </w:t>
+      </w:r>
+      <w:proofErr w:type="spellStart"/>
+      <w:r>
+        <w:rPr>
+          <w:rFonts w:ascii="Nirmala UI" w:hAnsi="Nirmala UI" w:cs="Nirmala UI"/>
+        </w:rPr>
+        <w:t>শেষ</w:t>
+      </w:r>
+      <w:proofErr w:type="spellEnd"/>
+      <w:r>
+        <w:t xml:space="preserve"> </w:t>
+      </w:r>
+      <w:proofErr w:type="spellStart"/>
+      <w:r>
+        <w:rPr>
+          <w:rFonts w:ascii="Nirmala UI" w:hAnsi="Nirmala UI" w:cs="Nirmala UI"/>
+        </w:rPr>
+        <w:t>ধাপ</w:t>
+      </w:r>
+      <w:proofErr w:type="spellEnd"/>
+      <w:r>
+        <w:rPr>
+          <w:rFonts w:ascii="Nirmala UI" w:hAnsi="Nirmala UI" w:cs="Nirmala UI"/>
+        </w:rPr>
+        <w:t>।</w:t>
+      </w:r>
+      <w:r>
+        <w:t xml:space="preserve"> </w:t>
+      </w:r>
+      <w:proofErr w:type="spellStart"/>
+      <w:r>
+        <w:rPr>
+          <w:rFonts w:ascii="Nirmala UI" w:hAnsi="Nirmala UI" w:cs="Nirmala UI"/>
+        </w:rPr>
+        <w:t>এখানে</w:t>
+      </w:r>
+      <w:proofErr w:type="spellEnd"/>
+      <w:r>
+        <w:t xml:space="preserve"> </w:t>
+      </w:r>
+      <w:proofErr w:type="spellStart"/>
+      <w:r>
+        <w:rPr>
+          <w:rFonts w:ascii="Nirmala UI" w:hAnsi="Nirmala UI" w:cs="Nirmala UI"/>
+        </w:rPr>
+        <w:t>প্রতিটি</w:t>
+      </w:r>
+      <w:proofErr w:type="spellEnd"/>
+      <w:r>
+        <w:t xml:space="preserve"> Site </w:t>
+      </w:r>
+      <w:proofErr w:type="spellStart"/>
+      <w:r>
+        <w:rPr>
+          <w:rFonts w:ascii="Nirmala UI" w:hAnsi="Nirmala UI" w:cs="Nirmala UI"/>
+        </w:rPr>
+        <w:t>তার</w:t>
+      </w:r>
+      <w:proofErr w:type="spellEnd"/>
+      <w:r>
+        <w:t xml:space="preserve"> Local Query Execute </w:t>
+      </w:r>
+      <w:proofErr w:type="spellStart"/>
+      <w:r>
+        <w:rPr>
+          <w:rFonts w:ascii="Nirmala UI" w:hAnsi="Nirmala UI" w:cs="Nirmala UI"/>
+        </w:rPr>
+        <w:t>করে</w:t>
+      </w:r>
+      <w:proofErr w:type="spellEnd"/>
+      <w:r>
+        <w:t xml:space="preserve"> </w:t>
+      </w:r>
+      <w:proofErr w:type="spellStart"/>
+      <w:r>
+        <w:rPr>
+          <w:rFonts w:ascii="Nirmala UI" w:hAnsi="Nirmala UI" w:cs="Nirmala UI"/>
+        </w:rPr>
+        <w:t>এবং</w:t>
+      </w:r>
+      <w:proofErr w:type="spellEnd"/>
+      <w:r>
+        <w:t xml:space="preserve"> </w:t>
+      </w:r>
+      <w:proofErr w:type="spellStart"/>
+      <w:r>
+        <w:rPr>
+          <w:rFonts w:ascii="Nirmala UI" w:hAnsi="Nirmala UI" w:cs="Nirmala UI"/>
+        </w:rPr>
+        <w:t>শেষে</w:t>
+      </w:r>
+      <w:proofErr w:type="spellEnd"/>
+      <w:r>
+        <w:t xml:space="preserve"> </w:t>
+      </w:r>
+      <w:proofErr w:type="spellStart"/>
+      <w:r>
+        <w:rPr>
+          <w:rFonts w:ascii="Nirmala UI" w:hAnsi="Nirmala UI" w:cs="Nirmala UI"/>
+        </w:rPr>
+        <w:t>সব</w:t>
+      </w:r>
+      <w:proofErr w:type="spellEnd"/>
+      <w:r>
+        <w:t xml:space="preserve"> Result </w:t>
+      </w:r>
+      <w:proofErr w:type="spellStart"/>
+      <w:r>
+        <w:rPr>
+          <w:rFonts w:ascii="Nirmala UI" w:hAnsi="Nirmala UI" w:cs="Nirmala UI"/>
+        </w:rPr>
+        <w:t>একত্র</w:t>
+      </w:r>
+      <w:proofErr w:type="spellEnd"/>
+      <w:r>
+        <w:t xml:space="preserve"> </w:t>
+      </w:r>
+      <w:proofErr w:type="spellStart"/>
+      <w:r>
+        <w:rPr>
+          <w:rFonts w:ascii="Nirmala UI" w:hAnsi="Nirmala UI" w:cs="Nirmala UI"/>
+        </w:rPr>
+        <w:t>করে</w:t>
+      </w:r>
+      <w:proofErr w:type="spellEnd"/>
+      <w:r>
+        <w:t xml:space="preserve"> Final Result </w:t>
+      </w:r>
+      <w:proofErr w:type="spellStart"/>
+      <w:r>
+        <w:rPr>
+          <w:rFonts w:ascii="Nirmala UI" w:hAnsi="Nirmala UI" w:cs="Nirmala UI"/>
+        </w:rPr>
+        <w:t>তৈরি</w:t>
+      </w:r>
+      <w:proofErr w:type="spellEnd"/>
+      <w:r>
+        <w:t xml:space="preserve"> </w:t>
+      </w:r>
+      <w:proofErr w:type="spellStart"/>
+      <w:r>
+        <w:rPr>
+          <w:rFonts w:ascii="Nirmala UI" w:hAnsi="Nirmala UI" w:cs="Nirmala UI"/>
+        </w:rPr>
+        <w:t>করা</w:t>
+      </w:r>
+      <w:proofErr w:type="spellEnd"/>
+      <w:r>
+        <w:t xml:space="preserve"> </w:t>
+      </w:r>
+      <w:proofErr w:type="spellStart"/>
+      <w:r>
+        <w:rPr>
+          <w:rFonts w:ascii="Nirmala UI" w:hAnsi="Nirmala UI" w:cs="Nirmala UI"/>
+        </w:rPr>
         <w:t>হয়</w:t>
       </w:r>
       <w:proofErr w:type="spellEnd"/>
@@ -4812,339 +4968,54 @@
     </w:p>
     <w:p>
       <w:pPr>
-        <w:pStyle w:val="Heading3"/>
-      </w:pPr>
-      <w:r>
-        <w:rPr>
-          <w:rFonts w:ascii="Segoe UI Symbol" w:hAnsi="Segoe UI Symbol" w:cs="Segoe UI Symbol"/>
-        </w:rPr>
-        <w:t>✅</w:t>
-      </w:r>
-      <w:r>
-        <w:t xml:space="preserve"> Exam Ready Answer (Easy English)</w:t>
-      </w:r>
-    </w:p>
-    <w:p>
-      <w:pPr>
         <w:pStyle w:val="NormalWeb"/>
       </w:pPr>
       <w:r>
         <w:rPr>
           <w:rStyle w:val="Strong"/>
         </w:rPr>
-        <w:t>Global Query Optimization</w:t>
-      </w:r>
-      <w:r>
-        <w:t xml:space="preserve"> finds the best execution strategy for a distributed query. It minimizes CPU cost, disk I/O, communication cost, and execution time. Semi-Join is often used to reduce data transfer.</w:t>
-      </w:r>
+        <w:t>Distributed Execution</w:t>
+      </w:r>
+      <w:r>
+        <w:t xml:space="preserve"> is the final layer of distributed query processing. Each local site executes its local query, and the results are combined to produce the final answer.</w:t>
+      </w:r>
+    </w:p>
+    <w:p>
+      <w:pPr>
+        <w:spacing w:before="68"/>
+        <w:rPr>
+          <w:rFonts w:ascii="Nirmala UI"/>
+          <w:sz w:val="24"/>
+          <w:szCs w:val="24"/>
+        </w:rPr>
+      </w:pPr>
     </w:p>
     <w:p>
       <w:pPr>
         <w:pStyle w:val="Heading1"/>
         <w:rPr>
-          <w:sz w:val="24"/>
-          <w:szCs w:val="24"/>
-        </w:rPr>
-      </w:pPr>
-      <w:r>
-        <w:rPr>
-          <w:sz w:val="24"/>
-          <w:szCs w:val="24"/>
-        </w:rPr>
-        <w:t>10. Distributed Execution</w:t>
-      </w:r>
-    </w:p>
-    <w:p>
-      <w:pPr>
-        <w:pStyle w:val="Heading3"/>
-      </w:pPr>
-      <w:r>
-        <w:rPr>
-          <w:rFonts w:ascii="Calibri Light" w:hAnsi="Calibri Light" w:cs="Calibri Light"/>
-        </w:rPr>
-        <w:t>🟢</w:t>
-      </w:r>
-      <w:r>
-        <w:t xml:space="preserve"> </w:t>
-      </w:r>
-      <w:proofErr w:type="spellStart"/>
-      <w:r>
-        <w:rPr>
-          <w:rFonts w:ascii="Nirmala UI" w:hAnsi="Nirmala UI" w:cs="Nirmala UI"/>
-        </w:rPr>
-        <w:t>বাংলায়</w:t>
-      </w:r>
-      <w:proofErr w:type="spellEnd"/>
-      <w:r>
-        <w:t xml:space="preserve"> (</w:t>
-      </w:r>
-      <w:proofErr w:type="spellStart"/>
-      <w:r>
-        <w:rPr>
-          <w:rFonts w:ascii="Nirmala UI" w:hAnsi="Nirmala UI" w:cs="Nirmala UI"/>
-        </w:rPr>
-        <w:t>মূল</w:t>
-      </w:r>
-      <w:proofErr w:type="spellEnd"/>
-      <w:r>
-        <w:t xml:space="preserve"> </w:t>
-      </w:r>
-      <w:proofErr w:type="spellStart"/>
-      <w:r>
-        <w:rPr>
-          <w:rFonts w:ascii="Nirmala UI" w:hAnsi="Nirmala UI" w:cs="Nirmala UI"/>
-        </w:rPr>
-        <w:t>ধারণা</w:t>
-      </w:r>
-      <w:proofErr w:type="spellEnd"/>
-      <w:r>
-        <w:t>)</w:t>
+          <w:color w:val="FF0000"/>
+          <w:sz w:val="24"/>
+          <w:szCs w:val="24"/>
+        </w:rPr>
+      </w:pPr>
+      <w:r>
+        <w:rPr>
+          <w:color w:val="FF0000"/>
+          <w:sz w:val="24"/>
+          <w:szCs w:val="24"/>
+        </w:rPr>
+        <w:t>Query Decomposition</w:t>
       </w:r>
     </w:p>
     <w:p>
       <w:pPr>
         <w:pStyle w:val="NormalWeb"/>
       </w:pPr>
-      <w:proofErr w:type="spellStart"/>
-      <w:r>
-        <w:rPr>
-          <w:rFonts w:ascii="Nirmala UI" w:hAnsi="Nirmala UI" w:cs="Nirmala UI"/>
-        </w:rPr>
-        <w:t>এটি</w:t>
-      </w:r>
-      <w:proofErr w:type="spellEnd"/>
-      <w:r>
-        <w:t xml:space="preserve"> </w:t>
-      </w:r>
-      <w:proofErr w:type="spellStart"/>
-      <w:r>
-        <w:rPr>
-          <w:rFonts w:ascii="Nirmala UI" w:hAnsi="Nirmala UI" w:cs="Nirmala UI"/>
-        </w:rPr>
-        <w:t>শেষ</w:t>
-      </w:r>
-      <w:proofErr w:type="spellEnd"/>
-      <w:r>
-        <w:t xml:space="preserve"> </w:t>
-      </w:r>
-      <w:proofErr w:type="spellStart"/>
-      <w:r>
-        <w:rPr>
-          <w:rFonts w:ascii="Nirmala UI" w:hAnsi="Nirmala UI" w:cs="Nirmala UI"/>
-        </w:rPr>
-        <w:t>ধাপ</w:t>
-      </w:r>
-      <w:proofErr w:type="spellEnd"/>
-      <w:r>
-        <w:rPr>
-          <w:rFonts w:ascii="Nirmala UI" w:hAnsi="Nirmala UI" w:cs="Nirmala UI"/>
-        </w:rPr>
-        <w:t>।</w:t>
-      </w:r>
-      <w:r>
-        <w:t xml:space="preserve"> </w:t>
-      </w:r>
-      <w:proofErr w:type="spellStart"/>
-      <w:r>
-        <w:rPr>
-          <w:rFonts w:ascii="Nirmala UI" w:hAnsi="Nirmala UI" w:cs="Nirmala UI"/>
-        </w:rPr>
-        <w:t>এখানে</w:t>
-      </w:r>
-      <w:proofErr w:type="spellEnd"/>
-      <w:r>
-        <w:t xml:space="preserve"> </w:t>
-      </w:r>
-      <w:proofErr w:type="spellStart"/>
-      <w:r>
-        <w:rPr>
-          <w:rFonts w:ascii="Nirmala UI" w:hAnsi="Nirmala UI" w:cs="Nirmala UI"/>
-        </w:rPr>
-        <w:t>প্রতিটি</w:t>
-      </w:r>
-      <w:proofErr w:type="spellEnd"/>
-      <w:r>
-        <w:t xml:space="preserve"> Site </w:t>
-      </w:r>
-      <w:proofErr w:type="spellStart"/>
-      <w:r>
-        <w:rPr>
-          <w:rFonts w:ascii="Nirmala UI" w:hAnsi="Nirmala UI" w:cs="Nirmala UI"/>
-        </w:rPr>
-        <w:t>তার</w:t>
-      </w:r>
-      <w:proofErr w:type="spellEnd"/>
-      <w:r>
-        <w:t xml:space="preserve"> Local Query Execute </w:t>
-      </w:r>
-      <w:proofErr w:type="spellStart"/>
-      <w:r>
-        <w:rPr>
-          <w:rFonts w:ascii="Nirmala UI" w:hAnsi="Nirmala UI" w:cs="Nirmala UI"/>
-        </w:rPr>
-        <w:t>করে</w:t>
-      </w:r>
-      <w:proofErr w:type="spellEnd"/>
-      <w:r>
-        <w:t xml:space="preserve"> </w:t>
-      </w:r>
-      <w:proofErr w:type="spellStart"/>
-      <w:r>
-        <w:rPr>
-          <w:rFonts w:ascii="Nirmala UI" w:hAnsi="Nirmala UI" w:cs="Nirmala UI"/>
-        </w:rPr>
-        <w:t>এবং</w:t>
-      </w:r>
-      <w:proofErr w:type="spellEnd"/>
-      <w:r>
-        <w:t xml:space="preserve"> </w:t>
-      </w:r>
-      <w:proofErr w:type="spellStart"/>
-      <w:r>
-        <w:rPr>
-          <w:rFonts w:ascii="Nirmala UI" w:hAnsi="Nirmala UI" w:cs="Nirmala UI"/>
-        </w:rPr>
-        <w:t>শেষে</w:t>
-      </w:r>
-      <w:proofErr w:type="spellEnd"/>
-      <w:r>
-        <w:t xml:space="preserve"> </w:t>
-      </w:r>
-      <w:proofErr w:type="spellStart"/>
-      <w:r>
-        <w:rPr>
-          <w:rFonts w:ascii="Nirmala UI" w:hAnsi="Nirmala UI" w:cs="Nirmala UI"/>
-        </w:rPr>
-        <w:t>সব</w:t>
-      </w:r>
-      <w:proofErr w:type="spellEnd"/>
-      <w:r>
-        <w:t xml:space="preserve"> Result </w:t>
-      </w:r>
-      <w:proofErr w:type="spellStart"/>
-      <w:r>
-        <w:rPr>
-          <w:rFonts w:ascii="Nirmala UI" w:hAnsi="Nirmala UI" w:cs="Nirmala UI"/>
-        </w:rPr>
-        <w:t>একত্র</w:t>
-      </w:r>
-      <w:proofErr w:type="spellEnd"/>
-      <w:r>
-        <w:t xml:space="preserve"> </w:t>
-      </w:r>
-      <w:proofErr w:type="spellStart"/>
-      <w:r>
-        <w:rPr>
-          <w:rFonts w:ascii="Nirmala UI" w:hAnsi="Nirmala UI" w:cs="Nirmala UI"/>
-        </w:rPr>
-        <w:t>করে</w:t>
-      </w:r>
-      <w:proofErr w:type="spellEnd"/>
-      <w:r>
-        <w:t xml:space="preserve"> Final Result </w:t>
-      </w:r>
-      <w:proofErr w:type="spellStart"/>
-      <w:r>
-        <w:rPr>
-          <w:rFonts w:ascii="Nirmala UI" w:hAnsi="Nirmala UI" w:cs="Nirmala UI"/>
-        </w:rPr>
-        <w:t>তৈরি</w:t>
-      </w:r>
-      <w:proofErr w:type="spellEnd"/>
-      <w:r>
-        <w:t xml:space="preserve"> </w:t>
-      </w:r>
-      <w:proofErr w:type="spellStart"/>
-      <w:r>
-        <w:rPr>
-          <w:rFonts w:ascii="Nirmala UI" w:hAnsi="Nirmala UI" w:cs="Nirmala UI"/>
-        </w:rPr>
-        <w:t>করা</w:t>
-      </w:r>
-      <w:proofErr w:type="spellEnd"/>
-      <w:r>
-        <w:t xml:space="preserve"> </w:t>
-      </w:r>
-      <w:proofErr w:type="spellStart"/>
-      <w:r>
-        <w:rPr>
-          <w:rFonts w:ascii="Nirmala UI" w:hAnsi="Nirmala UI" w:cs="Nirmala UI"/>
-        </w:rPr>
-        <w:t>হয়</w:t>
-      </w:r>
-      <w:proofErr w:type="spellEnd"/>
-      <w:r>
-        <w:rPr>
-          <w:rFonts w:ascii="Nirmala UI" w:hAnsi="Nirmala UI" w:cs="Nirmala UI"/>
-        </w:rPr>
-        <w:t>।</w:t>
-      </w:r>
-    </w:p>
-    <w:p>
-      <w:pPr>
-        <w:pStyle w:val="Heading3"/>
-      </w:pPr>
-      <w:r>
-        <w:rPr>
-          <w:rFonts w:ascii="Segoe UI Symbol" w:hAnsi="Segoe UI Symbol" w:cs="Segoe UI Symbol"/>
-        </w:rPr>
-        <w:t>✅</w:t>
-      </w:r>
-      <w:r>
-        <w:t xml:space="preserve"> Exam Ready Answer (Easy English)</w:t>
-      </w:r>
-    </w:p>
-    <w:p>
-      <w:pPr>
-        <w:pStyle w:val="NormalWeb"/>
-      </w:pPr>
-      <w:r>
-        <w:rPr>
-          <w:rStyle w:val="Strong"/>
-        </w:rPr>
-        <w:t>Distributed Execution</w:t>
-      </w:r>
-      <w:r>
-        <w:t xml:space="preserve"> is the final layer of distributed query processing. Each local site executes its local query, and the results are combined to produce the final answer.</w:t>
-      </w:r>
-    </w:p>
-    <w:p>
-      <w:pPr>
-        <w:spacing w:before="68"/>
-        <w:rPr>
-          <w:rFonts w:ascii="Nirmala UI"/>
-          <w:sz w:val="24"/>
-          <w:szCs w:val="24"/>
-        </w:rPr>
-      </w:pPr>
-    </w:p>
-    <w:p>
-      <w:pPr>
-        <w:pStyle w:val="Heading1"/>
-        <w:rPr>
-          <w:color w:val="FF0000"/>
-          <w:sz w:val="24"/>
-          <w:szCs w:val="24"/>
-        </w:rPr>
-      </w:pPr>
-      <w:r>
-        <w:rPr>
-          <w:color w:val="FF0000"/>
-          <w:sz w:val="24"/>
-          <w:szCs w:val="24"/>
-        </w:rPr>
-        <w:t>Query Decomposition</w:t>
-      </w:r>
-    </w:p>
-    <w:p>
-      <w:pPr>
-        <w:pStyle w:val="NormalWeb"/>
-      </w:pPr>
-      <w:r>
-        <w:rPr>
-          <w:rStyle w:val="Strong"/>
-        </w:rPr>
-        <w:lastRenderedPageBreak/>
+      <w:r>
+        <w:rPr>
+          <w:rStyle w:val="Strong"/>
+        </w:rPr>
         <w:t>Query Decomposition</w:t>
       </w:r>
       <w:r>
@@ -5593,6 +5464,7 @@
           <w:sz w:val="24"/>
           <w:szCs w:val="24"/>
         </w:rPr>
+        <w:lastRenderedPageBreak/>
         <w:t>Query Decomposition-</w:t>
       </w:r>
       <w:proofErr w:type="spellStart"/>
@@ -6528,7 +6400,6 @@
         <w:pStyle w:val="NormalWeb"/>
       </w:pPr>
       <w:r>
-        <w:lastRenderedPageBreak/>
         <w:t xml:space="preserve">ENAME </w:t>
       </w:r>
       <w:proofErr w:type="spellStart"/>
@@ -6734,6 +6605,7 @@
         <w:rPr>
           <w:rFonts w:ascii="Segoe UI Symbol" w:hAnsi="Segoe UI Symbol" w:cs="Segoe UI Symbol"/>
         </w:rPr>
+        <w:lastRenderedPageBreak/>
         <w:t>👉</w:t>
       </w:r>
       <w:r>
@@ -7654,91 +7526,91 @@
           <w:sz w:val="24"/>
           <w:szCs w:val="24"/>
         </w:rPr>
+        <w:t>✅</w:t>
+      </w:r>
+      <w:r>
+        <w:rPr>
+          <w:sz w:val="24"/>
+          <w:szCs w:val="24"/>
+        </w:rPr>
+        <w:t xml:space="preserve"> Exam Ready Answer (Easy English)</w:t>
+      </w:r>
+    </w:p>
+    <w:p>
+      <w:pPr>
+        <w:spacing w:before="100" w:beforeAutospacing="1" w:after="100" w:afterAutospacing="1"/>
+        <w:rPr>
+          <w:sz w:val="24"/>
+          <w:szCs w:val="24"/>
+        </w:rPr>
+      </w:pPr>
+      <w:r>
+        <w:rPr>
+          <w:rStyle w:val="Strong"/>
+          <w:sz w:val="24"/>
+          <w:szCs w:val="24"/>
+        </w:rPr>
+        <w:t>Query Decomposition</w:t>
+      </w:r>
+      <w:r>
+        <w:rPr>
+          <w:sz w:val="24"/>
+          <w:szCs w:val="24"/>
+        </w:rPr>
+        <w:t xml:space="preserve"> is the </w:t>
+      </w:r>
+      <w:r>
+        <w:rPr>
+          <w:rStyle w:val="Strong"/>
+          <w:sz w:val="24"/>
+          <w:szCs w:val="24"/>
+        </w:rPr>
+        <w:t>first layer</w:t>
+      </w:r>
+      <w:r>
+        <w:rPr>
+          <w:sz w:val="24"/>
+          <w:szCs w:val="24"/>
+        </w:rPr>
+        <w:t xml:space="preserve"> of Distributed Query Processing. It converts a </w:t>
+      </w:r>
+      <w:r>
+        <w:rPr>
+          <w:rStyle w:val="Strong"/>
+          <w:sz w:val="24"/>
+          <w:szCs w:val="24"/>
+        </w:rPr>
+        <w:t>high-level calculus (SQL) query</w:t>
+      </w:r>
+      <w:r>
+        <w:rPr>
+          <w:sz w:val="24"/>
+          <w:szCs w:val="24"/>
+        </w:rPr>
+        <w:t xml:space="preserve"> into a </w:t>
+      </w:r>
+      <w:r>
+        <w:rPr>
+          <w:rStyle w:val="Strong"/>
+          <w:sz w:val="24"/>
+          <w:szCs w:val="24"/>
+        </w:rPr>
+        <w:t>low-level relational algebra query</w:t>
+      </w:r>
+      <w:r>
+        <w:rPr>
+          <w:sz w:val="24"/>
+          <w:szCs w:val="24"/>
+        </w:rPr>
+        <w:t xml:space="preserve"> using the global conceptual schema. Since data distribution is not considered, this step is the same for both centralized and distributed systems.</w:t>
+      </w:r>
+    </w:p>
+    <w:p>
+      <w:pPr>
+        <w:pStyle w:val="NormalWeb"/>
+      </w:pPr>
+      <w:r>
         <w:lastRenderedPageBreak/>
-        <w:t>✅</w:t>
-      </w:r>
-      <w:r>
-        <w:rPr>
-          <w:sz w:val="24"/>
-          <w:szCs w:val="24"/>
-        </w:rPr>
-        <w:t xml:space="preserve"> Exam Ready Answer (Easy English)</w:t>
-      </w:r>
-    </w:p>
-    <w:p>
-      <w:pPr>
-        <w:spacing w:before="100" w:beforeAutospacing="1" w:after="100" w:afterAutospacing="1"/>
-        <w:rPr>
-          <w:sz w:val="24"/>
-          <w:szCs w:val="24"/>
-        </w:rPr>
-      </w:pPr>
-      <w:r>
-        <w:rPr>
-          <w:rStyle w:val="Strong"/>
-          <w:sz w:val="24"/>
-          <w:szCs w:val="24"/>
-        </w:rPr>
-        <w:t>Query Decomposition</w:t>
-      </w:r>
-      <w:r>
-        <w:rPr>
-          <w:sz w:val="24"/>
-          <w:szCs w:val="24"/>
-        </w:rPr>
-        <w:t xml:space="preserve"> is the </w:t>
-      </w:r>
-      <w:r>
-        <w:rPr>
-          <w:rStyle w:val="Strong"/>
-          <w:sz w:val="24"/>
-          <w:szCs w:val="24"/>
-        </w:rPr>
-        <w:t>first layer</w:t>
-      </w:r>
-      <w:r>
-        <w:rPr>
-          <w:sz w:val="24"/>
-          <w:szCs w:val="24"/>
-        </w:rPr>
-        <w:t xml:space="preserve"> of Distributed Query Processing. It converts a </w:t>
-      </w:r>
-      <w:r>
-        <w:rPr>
-          <w:rStyle w:val="Strong"/>
-          <w:sz w:val="24"/>
-          <w:szCs w:val="24"/>
-        </w:rPr>
-        <w:t>high-level calculus (SQL) query</w:t>
-      </w:r>
-      <w:r>
-        <w:rPr>
-          <w:sz w:val="24"/>
-          <w:szCs w:val="24"/>
-        </w:rPr>
-        <w:t xml:space="preserve"> into a </w:t>
-      </w:r>
-      <w:r>
-        <w:rPr>
-          <w:rStyle w:val="Strong"/>
-          <w:sz w:val="24"/>
-          <w:szCs w:val="24"/>
-        </w:rPr>
-        <w:t>low-level relational algebra query</w:t>
-      </w:r>
-      <w:r>
-        <w:rPr>
-          <w:sz w:val="24"/>
-          <w:szCs w:val="24"/>
-        </w:rPr>
-        <w:t xml:space="preserve"> using the global conceptual schema. Since data distribution is not considered, this step is the same for both centralized and distributed systems.</w:t>
-      </w:r>
-    </w:p>
-    <w:p>
-      <w:pPr>
-        <w:pStyle w:val="NormalWeb"/>
-      </w:pPr>
-      <w:r>
         <w:t>It consists of four steps:</w:t>
       </w:r>
     </w:p>
@@ -8423,6 +8295,8 @@
         </w:rPr>
         <w:t xml:space="preserve"> </w:t>
       </w:r>
+      <w:bookmarkStart w:id="0" w:name="_GoBack"/>
+      <w:bookmarkEnd w:id="0"/>
     </w:p>
     <w:p>
       <w:pPr>
@@ -8522,15 +8396,7 @@
         <w:rPr>
           <w:rStyle w:val="Strong"/>
         </w:rPr>
-        <w:t>Query Graph (or Connection</w:t>
-      </w:r>
-      <w:bookmarkStart w:id="0" w:name="_GoBack"/>
-      <w:bookmarkEnd w:id="0"/>
-      <w:r>
-        <w:rPr>
-          <w:rStyle w:val="Strong"/>
-        </w:rPr>
-        <w:t xml:space="preserve"> Graph)</w:t>
+        <w:t>Query Graph (or Connection Graph)</w:t>
       </w:r>
       <w:r>
         <w:t xml:space="preserve"> is a graphical representation of a query where </w:t>
